--- a/atelier/atelier_087.docx
+++ b/atelier/atelier_087.docx
@@ -441,7 +441,7 @@
           </w:tcPr>
           <w:p>
             <w:r>
-              <w:t xml:space="preserve">Geste lock files acquis (#86), capsule #85 lue</w:t>
+              <w:t xml:space="preserve">Geste lock files acquis, capsule lue</w:t>
             </w:r>
           </w:p>
         </w:tc>
@@ -460,7 +460,7 @@
         <w:spacing w:after="120"/>
       </w:pPr>
       <w:r>
-        <w:t xml:space="preserve">Le geste est acquis (#86) : générer un lock, le commiter, le faire respecter par le pipeline. Mais un projet réel est rarement mono-technologie. Un même dépôt peut mêler du Node pour le front, du Python pour des scripts ou de la data, du Java pour le back, du Go pour un outil, parfois un Dockerfile avec ses propres dépendances système. Et il suffit qu’UN écosystème passe sous le radar — celui qu’on utilise peu, le script utilitaire, le sous-module oublié — pour qu’une porte reste ouverte à la non-reproductibilité, précisément là où on ne regarde jamais. Le sujet de cet atelier n’est pas de réapprendre à faire un lock (c’était le #86), mais de garantir qu’AUCUN écosystème n’est oublié : recenser méthodiquement tout ce que le projet embarque, vérifier que chacun a son lock versionné et respecté, et compléter les trous. On passe du geste ponctuel à la couverture exhaustive.</w:t>
+        <w:t xml:space="preserve">Le geste est acquis : générer un lock, le commiter, le faire respecter par le pipeline. Mais un projet réel est rarement mono-technologie. Un même dépôt peut mêler du Node pour le front, du Python pour des scripts ou de la data, du Java pour le back, du Go pour un outil, parfois un Dockerfile avec ses propres dépendances système. Et il suffit qu’UN écosystème passe sous le radar — celui qu’on utilise peu, le script utilitaire, le sous-module oublié — pour qu’une porte reste ouverte à la non-reproductibilité, précisément là où on ne regarde jamais. Le sujet de cet atelier n’est pas de réapprendre à faire un lock (c’était le mettre en place nos lock files), mais de garantir qu’AUCUN écosystème n’est oublié : recenser méthodiquement tout ce que le projet embarque, vérifier que chacun a son lock versionné et respecté, et compléter les trous. On passe du geste ponctuel à la couverture exhaustive.</w:t>
       </w:r>
     </w:p>
     <w:p>
@@ -468,7 +468,7 @@
         <w:pStyle w:val="Heading2"/>
       </w:pPr>
       <w:r>
-        <w:t xml:space="preserve">Pourquoi un audit, et pas juste « refaire le #86 » (réponse à porter)</w:t>
+        <w:t xml:space="preserve">Pourquoi un audit, et pas juste « refaire le mettre en place nos lock files » (réponse à porter)</w:t>
       </w:r>
     </w:p>
     <w:p>
@@ -520,7 +520,7 @@
         <w:spacing w:after="80"/>
       </w:pPr>
       <w:r>
-        <w:t xml:space="preserve">L’audit est aussi l’occasion de vérifier le respect, pas que la présence : pour chaque écosystème trouvé, on ne se contente pas de constater « il y a un lock » — on vérifie qu’il est commité ET que le pipeline l’utilise (le piège du #86). L’audit consolide les trois conditions sur l’ensemble du projet, d’un coup.</w:t>
+        <w:t xml:space="preserve">L’audit est aussi l’occasion de vérifier le respect, pas que la présence : pour chaque écosystème trouvé, on ne se contente pas de constater « il y a un lock » — on vérifie qu’il est commité ET que le pipeline l’utilise (le piège du mettre en place nos lock files). L’audit consolide les trois conditions sur l’ensemble du projet, d’un coup.</w:t>
       </w:r>
     </w:p>
     <w:p>
@@ -554,20 +554,20 @@
         <w:spacing w:after="80"/>
       </w:pPr>
       <w:r>
-        <w:t xml:space="preserve">Pour chaque écosystème, vérifier les trois conditions : lock présent ? commité (pas dans le .gitignore) ? respecté par le pipeline (commande « ci ») ? Un écosystème n’est « vert » que si les trois sont remplies. On note l’état de chacun dans la grille.</w:t>
-      </w:r>
-    </w:p>
-    <w:p>
-      <w:pPr>
-        <w:pStyle w:val="ListParagraph"/>
-        <w:numPr>
-          <w:ilvl w:val="0"/>
-          <w:numId w:val="2"/>
-        </w:numPr>
-        <w:spacing w:after="80"/>
-      </w:pPr>
-      <w:r>
-        <w:t xml:space="preserve">Compléter les manquants en réappliquant le geste du #86 : pour chaque écosystème non couvert, dérouler les trois gestes (générer, commiter, faire respecter). Pas de nouvelle théorie — juste l’application du geste connu là où il manquait.</w:t>
+        <w:t xml:space="preserve">Pour chaque écosystème, vérifier les trois conditions : lock présent ? commité (pas dans le.gitignore) ? respecté par le pipeline (commande « ci ») ? Un écosystème n’est « vert » que si les trois sont remplies. On note l’état de chacun dans la grille.</w:t>
+      </w:r>
+    </w:p>
+    <w:p>
+      <w:pPr>
+        <w:pStyle w:val="ListParagraph"/>
+        <w:numPr>
+          <w:ilvl w:val="0"/>
+          <w:numId w:val="2"/>
+        </w:numPr>
+        <w:spacing w:after="80"/>
+      </w:pPr>
+      <w:r>
+        <w:t xml:space="preserve">Compléter les manquants en réappliquant le geste du mettre en place nos lock files : pour chaque écosystème non couvert, dérouler les trois gestes (générer, commiter, faire respecter). Pas de nouvelle théorie — juste l’application du geste connu là où il manquait.</w:t>
       </w:r>
     </w:p>
     <w:p>
@@ -651,7 +651,7 @@
                 <w:sz w:val="18"/>
                 <w:szCs w:val="18"/>
               </w:rPr>
-              <w:t xml:space="preserve">  Écosystème   Manifeste         Lock    Commité  Pipeline</w:t>
+              <w:t xml:space="preserve"> Écosystème Manifeste Lock Commité Pipeline</w:t>
             </w:r>
           </w:p>
           <w:p>
@@ -661,7 +661,7 @@
                 <w:sz w:val="18"/>
                 <w:szCs w:val="18"/>
               </w:rPr>
-              <w:t xml:space="preserve">  (où ?)       trouvé            présent ?(gitig.) respecte?</w:t>
+              <w:t xml:space="preserve"> (où ?) trouvé présent ?(gitig.) respecte?</w:t>
             </w:r>
           </w:p>
           <w:p>
@@ -671,7 +671,7 @@
                 <w:sz w:val="18"/>
                 <w:szCs w:val="18"/>
               </w:rPr>
-              <w:t xml:space="preserve">  ──────────   ───────────       ─────   ───────  ────────</w:t>
+              <w:t xml:space="preserve"> ────────── ─────────── ───── ─────── ────────</w:t>
             </w:r>
           </w:p>
           <w:p>
@@ -681,7 +681,7 @@
                 <w:sz w:val="18"/>
                 <w:szCs w:val="18"/>
               </w:rPr>
-              <w:t xml:space="preserve">  Node (front) package.json      [ ]     [ ]      [ ]</w:t>
+              <w:t xml:space="preserve"> Node (front) package.json [ ] [ ] [ ]</w:t>
             </w:r>
           </w:p>
           <w:p>
@@ -691,7 +691,7 @@
                 <w:sz w:val="18"/>
                 <w:szCs w:val="18"/>
               </w:rPr>
-              <w:t xml:space="preserve">  Python (scr) requirements.txt  [ ]     [ ]      [ ]</w:t>
+              <w:t xml:space="preserve"> Python (scr) requirements.txt [ ] [ ] [ ]</w:t>
             </w:r>
           </w:p>
           <w:p>
@@ -701,7 +701,7 @@
                 <w:sz w:val="18"/>
                 <w:szCs w:val="18"/>
               </w:rPr>
-              <w:t xml:space="preserve">  Java (back)  pom.xml           [ ]     [ ]      [ ]</w:t>
+              <w:t xml:space="preserve"> Java (back) pom.xml [ ] [ ] [ ]</w:t>
             </w:r>
           </w:p>
           <w:p>
@@ -711,7 +711,7 @@
                 <w:sz w:val="18"/>
                 <w:szCs w:val="18"/>
               </w:rPr>
-              <w:t xml:space="preserve">  Go (outil)   go.mod            [ ]     [ ]      [ ]</w:t>
+              <w:t xml:space="preserve"> Go (outil) go.mod [ ] [ ] [ ]</w:t>
             </w:r>
           </w:p>
           <w:p>
@@ -721,7 +721,7 @@
                 <w:sz w:val="18"/>
                 <w:szCs w:val="18"/>
               </w:rPr>
-              <w:t xml:space="preserve">  ...          ...               [ ]     [ ]      [ ]</w:t>
+              <w:t xml:space="preserve">...... [ ] [ ] [ ]</w:t>
             </w:r>
           </w:p>
           <w:p>
@@ -741,7 +741,7 @@
                 <w:sz w:val="18"/>
                 <w:szCs w:val="18"/>
               </w:rPr>
-              <w:t xml:space="preserve">  Un écosystème est VERT seulement si les 3 cases sont OK.</w:t>
+              <w:t xml:space="preserve"> Un écosystème est VERT seulement si les 3 cases sont OK.</w:t>
             </w:r>
           </w:p>
           <w:p>
@@ -751,7 +751,7 @@
                 <w:sz w:val="18"/>
                 <w:szCs w:val="18"/>
               </w:rPr>
-              <w:t xml:space="preserve">  Tout écosystème non vert -&gt; compléter (geste #86).</w:t>
+              <w:t xml:space="preserve"> Tout écosystème non vert -&gt; compléter (geste).</w:t>
             </w:r>
           </w:p>
           <w:p>
@@ -761,7 +761,7 @@
                 <w:sz w:val="18"/>
                 <w:szCs w:val="18"/>
               </w:rPr>
-              <w:t xml:space="preserve">  Objectif : zéro écosystème non couvert.</w:t>
+              <w:t xml:space="preserve"> Objectif : zéro écosystème non couvert.</w:t>
             </w:r>
           </w:p>
         </w:tc>
@@ -809,7 +809,7 @@
                 <w:b/>
                 <w:bCs/>
               </w:rPr>
-              <w:t xml:space="preserve">La différence avec le #86 (anti-doublon)</w:t>
+              <w:t xml:space="preserve">La différence avec le mettre en place nos lock files (anti-doublon)</w:t>
             </w:r>
           </w:p>
           <w:p>
@@ -817,7 +817,7 @@
               <w:spacing w:after="60"/>
             </w:pPr>
             <w:r>
-              <w:t xml:space="preserve">Le #86 apprend et pose le geste sur le projet (générer, commiter, faire respecter un lock). Le #87 ne réapprend pas le geste — il garantit qu’il a été appliqué PARTOUT : c’est un balayage exhaustif des écosystèmes, une checklist de couverture, qui complète les trous. Le #86 répond à « sait-on faire un lock ? » ; le #87 répond à « n’en avons-nous oublié aucun ? ». L’un est le geste, l’autre est la garantie d’exhaustivité.</w:t>
+              <w:t xml:space="preserve">Le mettre en place nos lock files apprend et pose le geste sur le projet (générer, commiter, faire respecter un lock). Le #87 ne réapprend pas le geste — il garantit qu’il a été appliqué PARTOUT : c’est un balayage exhaustif des écosystèmes, une checklist de couverture, qui complète les trous. Le mettre en place nos lock files répond à « sait-on faire un lock ? » ; le #87 répond à « n’en avons-nous oublié aucun ? ». L’un est le geste, l’autre est la garantie d’exhaustivité.</w:t>
             </w:r>
           </w:p>
         </w:tc>
@@ -836,7 +836,7 @@
         <w:spacing w:after="120"/>
       </w:pPr>
       <w:r>
-        <w:t xml:space="preserve">À la sortie, tous les écosystèmes du projet ont été recensés méthodiquement par balayage de l’arborescence, et chacun a son lock file présent, commité et respecté par le pipeline. Les écosystèmes qui passaient sous le radar — le script isolé, l’outil annexe — sont désormais couverts comme le principal. La grille d’audit donne une carte complète qui prouve qu’aucun trou ne subsiste. La reproductibilité du #86 n’est plus partielle : elle est garantie sur l’ensemble du projet, pas seulement sur la partie qu’on regarde tous les jours.</w:t>
+        <w:t xml:space="preserve">À la sortie, tous les écosystèmes du projet ont été recensés méthodiquement par balayage de l’arborescence, et chacun a son lock file présent, commité et respecté par le pipeline. Les écosystèmes qui passaient sous le radar — le script isolé, l’outil annexe — sont désormais couverts comme le principal. La grille d’audit donne une carte complète qui prouve qu’aucun trou ne subsiste. La reproductibilité du mettre en place nos lock files n’est plus partielle : elle est garantie sur l’ensemble du projet, pas seulement sur la partie qu’on regarde tous les jours.</w:t>
       </w:r>
     </w:p>
     <w:p>
@@ -936,7 +936,7 @@
         <w:t xml:space="preserve">(5 min) Cadrage</w:t>
       </w:r>
       <w:r>
-        <w:t xml:space="preserve"> — l’animateur pose l’enjeu : on sait faire un lock (#86), aujourd’hui on s’assure de n’en avoir oublié aucun. Le trou est là où on ne regarde pas.</w:t>
+        <w:t xml:space="preserve"> — l’animateur pose l’enjeu : on sait faire un lock, aujourd’hui on s’assure de n’en avoir oublié aucun. Le trou est là où on ne regarde pas.</w:t>
       </w:r>
     </w:p>
     <w:p>
@@ -996,7 +996,7 @@
         <w:t xml:space="preserve">(10 min) Combler les trous</w:t>
       </w:r>
       <w:r>
-        <w:t xml:space="preserve"> — pour chaque écosystème non vert, appliquer le geste du #86 jusqu’à le verdir.</w:t>
+        <w:t xml:space="preserve"> — pour chaque écosystème non vert, appliquer le geste du mettre en place nos lock files jusqu’à le verdir.</w:t>
       </w:r>
     </w:p>
     <w:p>
@@ -1092,7 +1092,7 @@
         <w:spacing w:after="120"/>
       </w:pPr>
       <w:r>
-        <w:t xml:space="preserve">Après le geste (#86) et sa couverture exhaustive (#87), la suite verrouille et fait vivre : #88 (s’assurer que le .gitignore n’exclut jamais un lock, le point de vigilance qui fait tomber la condition « commité »), #89 (Renovate/Dependabot — automatiser les mises à jour de dépendances pour que la montée de version reste un choix tracé). La couverture complète établie ici est ce sur quoi ces automatisations s’appuieront.</w:t>
+        <w:t xml:space="preserve">Après le geste et sa couverture exhaustive, la suite verrouille et fait vivre : (s’assurer que le.gitignore n’exclut jamais un lock, le point de vigilance qui fait tomber la condition « commité »), (Renovate/Dependabot — automatiser les mises à jour de dépendances pour que la montée de version reste un choix tracé). La couverture complète établie ici est ce sur quoi ces automatisations s’appuieront.</w:t>
       </w:r>
     </w:p>
     <w:p>
@@ -1108,7 +1108,7 @@
         <w:spacing w:after="120"/>
       </w:pPr>
       <w:r>
-        <w:t xml:space="preserve">Tous les écosystèmes du projet ont été recensés par balayage méthodique de l’arborescence, et chacun a son lock présent, commité et respecté par le pipeline — vérifié, pas supposé. Les écosystèmes secondaires qui échappaient sont désormais couverts au même niveau que le principal. La grille d’audit prouve qu’aucun trou ne subsiste, et sert de référence pour tout ajout futur. La reproductibilité est désormais garantie sur l’ensemble du projet : la question H02 franchit sa systématisation par l’exhaustivité, là où le #86 n’avait posé que le geste.</w:t>
+        <w:t xml:space="preserve">Tous les écosystèmes du projet ont été recensés par balayage méthodique de l’arborescence, et chacun a son lock présent, commité et respecté par le pipeline — vérifié, pas supposé. Les écosystèmes secondaires qui échappaient sont désormais couverts au même niveau que le principal. La grille d’audit prouve qu’aucun trou ne subsiste, et sert de référence pour tout ajout futur. La reproductibilité est désormais garantie sur l’ensemble du projet : la question H02 franchit sa systématisation par l’exhaustivité, là où le mettre en place nos lock files n’avait posé que le geste.</w:t>
       </w:r>
     </w:p>
     <w:sectPr>
